--- a/src/OpenXmlHtml.Tests/WordTableStyleTests.CellBackgroundColor.DotNet.verified.docx
+++ b/src/OpenXmlHtml.Tests/WordTableStyleTests.CellBackgroundColor.DotNet.verified.docx
@@ -28,6 +28,7 @@
               <w:rPr>
                 <w:b/>
                 <w:color w:val="FFFFFF"/>
+                <w:shd w:val="clear" w:fill="4472C4"/>
               </w:rPr>
               <w:t xml:space="preserve">Header</w:t>
             </w:r>
@@ -42,6 +43,7 @@
               <w:rPr>
                 <w:b/>
                 <w:color w:val="FFFFFF"/>
+                <w:shd w:val="clear" w:fill="4472C4"/>
               </w:rPr>
               <w:t xml:space="preserve">Value</w:t>
             </w:r>
@@ -62,6 +64,9 @@
           </w:tcPr>
           <w:p>
             <w:r>
+              <w:rPr>
+                <w:shd w:val="clear" w:fill="E2EFDA"/>
+              </w:rPr>
               <w:t xml:space="preserve">$100</w:t>
             </w:r>
           </w:p>

--- a/src/OpenXmlHtml.Tests/WordTableStyleTests.CellBackgroundColor.DotNet.verified.docx
+++ b/src/OpenXmlHtml.Tests/WordTableStyleTests.CellBackgroundColor.DotNet.verified.docx
@@ -73,6 +73,10 @@
         </w:tc>
       </w:tr>
     </w:tbl>
+    <w:sectPr>
+      <w:pgSz w:w="11906" w:h="16838"/>
+      <w:pgMar w:top="1440" w:right="1440" w:bottom="1440" w:left="1440" w:header="720" w:footer="720" w:gutter="0"/>
+    </w:sectPr>
   </w:body>
 </w:document>
 </file>